--- a/facilitator-guide-epic-breakdown-canvas.docx
+++ b/facilitator-guide-epic-breakdown-canvas.docx
@@ -1036,6 +1036,147 @@
       </w:r>
       <w:r>
         <w:t xml:space="preserve"> poster shows what a good epic, feature and story look like.</w:t>
+      </w:r>
+    </w:p>
+    <w:p>
+      <w:pPr>
+        <w:pStyle w:val="Heading1"/>
+      </w:pPr>
+      <w:r>
+        <w:t xml:space="preserve">Recreate it in your whiteboard</w:t>
+      </w:r>
+    </w:p>
+    <w:p>
+      <w:pPr>
+        <w:pStyle w:val="Small"/>
+      </w:pPr>
+      <w:r>
+        <w:t xml:space="preserve">Paste this into your whiteboard's AI assistant (for example Miro AI or Atlassian Rovo) or a general assistant, to get an editable, native version of the board. Results vary by tool, so expect to tidy it up. For an exact copy, import the SVG as a locked background instead.</w:t>
+      </w:r>
+    </w:p>
+    <w:p>
+      <w:r>
+        <w:t xml:space="preserve">Create an editable whiteboard for “Epic Breakdown Canvas”, a workshop board.</w:t>
+      </w:r>
+    </w:p>
+    <w:p>
+      <w:r>
+        <w:t xml:space="preserve">Purpose: Turn a big idea into an MVP, a handful of valuable features, and the first stories a team can start.</w:t>
+      </w:r>
+    </w:p>
+    <w:p>
+      <w:r>
+        <w:t xml:space="preserve">Layout: a wide landscape board (about 16:11). Make one frame per section below, placed as described. In each frame, add the section name as a heading, then its content as short text labels or empty fields to fill in. Leave space in each frame for sticky notes. Use the header colour given. Keep the wording as written and don't add extra content.</w:t>
+      </w:r>
+    </w:p>
+    <w:p>
+      <w:r>
+        <w:t xml:space="preserve">Header fields to fill in: Epic, Owner</w:t>
+      </w:r>
+    </w:p>
+    <w:p>
+      <w:r>
+        <w:t xml:space="preserve">Sections:</w:t>
+      </w:r>
+    </w:p>
+    <w:p>
+      <w:r>
+        <w:t xml:space="preserve">1. Epic Hypothesis: top left, about 50% wide and 35% tall; header colour purple.</w:t>
+      </w:r>
+    </w:p>
+    <w:p>
+      <w:r>
+        <w:t xml:space="preserve">   Subtitle: Why are we doing this?</w:t>
+      </w:r>
+    </w:p>
+    <w:p>
+      <w:r>
+        <w:t xml:space="preserve">   Content: (the customers or users) · For… · (have this need or problem) · who… · (epic name) · the… · (what it is: product, service, capability) · is a… · (provides this value) · that… · (the current solution or competitor) · unlike… · (does this better) · our solution…</w:t>
+      </w:r>
+    </w:p>
+    <w:p>
+      <w:r>
+        <w:t xml:space="preserve">2. Outcomes &amp; Measures: top centre, about 25% wide and 35% tall; header colour emerald green.</w:t>
+      </w:r>
+    </w:p>
+    <w:p>
+      <w:r>
+        <w:t xml:space="preserve">   Content: Business outcomes: how we'll know it worked · Leading indicators: early signals</w:t>
+      </w:r>
+    </w:p>
+    <w:p>
+      <w:r>
+        <w:t xml:space="preserve">3. Minimum Viable Product: top right, about 25% wide and 35% tall; header colour blue.</w:t>
+      </w:r>
+    </w:p>
+    <w:p>
+      <w:r>
+        <w:t xml:space="preserve">   Subtitle: Test it small</w:t>
+      </w:r>
+    </w:p>
+    <w:p>
+      <w:r>
+        <w:t xml:space="preserve">   Content: Smallest thing that tests the hypothesis: · Persevere if… · Pivot or stop if…</w:t>
+      </w:r>
+    </w:p>
+    <w:p>
+      <w:r>
+        <w:t xml:space="preserve">4. Features: middle full width, about 100% wide and 30% tall; header colour orange.</w:t>
+      </w:r>
+    </w:p>
+    <w:p>
+      <w:r>
+        <w:t xml:space="preserve">   Subtitle: Split the epic into 3–8 features that each deliver value</w:t>
+      </w:r>
+    </w:p>
+    <w:p>
+      <w:r>
+        <w:t xml:space="preserve">   Content: Feature 1: · Feature 2: · Feature 3: · Feature 4: · Feature 5: · Name: (×5) · Benefit: (×5) · Size: (×5) · S (×5) · M (×5) · L (×5) · XL (×5) · Part of the MVP (×5)</w:t>
+      </w:r>
+    </w:p>
+    <w:p>
+      <w:r>
+        <w:t xml:space="preserve">5. First Stories: bottom left, about 50% wide and 30% tall; header colour dark green.</w:t>
+      </w:r>
+    </w:p>
+    <w:p>
+      <w:r>
+        <w:t xml:space="preserve">   Subtitle: From the mvp features</w:t>
+      </w:r>
+    </w:p>
+    <w:p>
+      <w:r>
+        <w:t xml:space="preserve">   Content: Slice vertically: each story is usable end-to-end · Too big for an iteration? Use the Story Splitting poster</w:t>
+      </w:r>
+    </w:p>
+    <w:p>
+      <w:r>
+        <w:t xml:space="preserve">6. Out of Scope &amp; NFRs: bottom centre, about 25% wide and 30% tall; header colour amber.</w:t>
+      </w:r>
+    </w:p>
+    <w:p>
+      <w:r>
+        <w:t xml:space="preserve">   Content: We are explicitly not doing: · Non-functional needs (security, scale…):</w:t>
+      </w:r>
+    </w:p>
+    <w:p>
+      <w:r>
+        <w:t xml:space="preserve">7. Dependencies &amp; Risks: bottom right, about 25% wide and 30% tall; header colour red.</w:t>
+      </w:r>
+    </w:p>
+    <w:p>
+      <w:r>
+        <w:t xml:space="preserve">   Content: Other teams, systems or suppliers we need · What could stop or delay this?</w:t>
+      </w:r>
+    </w:p>
+    <w:p>
+      <w:r>
+        <w:t xml:space="preserve">Footer questions: “What's the smallest thing we could build to learn whether this epic is worth it?” “Which feature, if it were the only one, would still deliver value?”</w:t>
+      </w:r>
+    </w:p>
+    <w:p>
+      <w:r>
+        <w:t xml:space="preserve">Original board for reference: https://eparker71.github.io/agile-ways-of-working/epic-breakdown-canvas.html</w:t>
       </w:r>
     </w:p>
     <w:p>

--- a/facilitator-guide-epic-breakdown-canvas.docx
+++ b/facilitator-guide-epic-breakdown-canvas.docx
@@ -211,7 +211,7 @@
         </w:numPr>
       </w:pPr>
       <w:r>
-        <w:t xml:space="preserve">Print the canvas at A3 or larger, or load the SVG as a digital background</w:t>
+        <w:t xml:space="preserve">Print the canvas at A3 or 11×17 (Tabloid), or larger, or load the SVG as a digital background</w:t>
       </w:r>
     </w:p>
     <w:p>

--- a/facilitator-guide-epic-breakdown-canvas.docx
+++ b/facilitator-guide-epic-breakdown-canvas.docx
@@ -1141,7 +1141,7 @@
     </w:p>
     <w:p>
       <w:r>
-        <w:t xml:space="preserve">   Subtitle: From the mvp features</w:t>
+        <w:t xml:space="preserve">   Subtitle: From the MVP features</w:t>
       </w:r>
     </w:p>
     <w:p>
